--- a/core/update/package/版本发布说明(TCU-ZSH2-V1.0.0_rc1).docx
+++ b/core/update/package/版本发布说明(TCU-ZSH2-V1.0.0_rc1).docx
@@ -33,7 +33,6 @@
           <w14:ligatures w14:val="standardContextual"/>
         </w:rPr>
       </w:pPr>
-      <w:bookmarkStart w:id="0" w:name="_GoBack"/>
       <w:r>
         <w:rPr>
           <w:rFonts w:hint="eastAsia" w:ascii="黑体" w:hAnsi="黑体" w:eastAsia="黑体" w:cs="宋体"/>
@@ -102,7 +101,6 @@
         <w:t>_rc1</w:t>
       </w:r>
     </w:p>
-    <w:bookmarkEnd w:id="0"/>
     <w:p>
       <w:pPr>
         <w:jc w:val="center"/>
@@ -452,7 +450,7 @@
         <w:spacing w:line="360" w:lineRule="auto"/>
         <w:ind w:firstLine="640"/>
         <w:rPr>
-          <w:rFonts w:hint="default" w:ascii="宋体" w:hAnsi="宋体" w:eastAsia="宋体" w:cs="仿宋_GB2312"/>
+          <w:rFonts w:hint="eastAsia" w:ascii="宋体" w:hAnsi="宋体" w:eastAsia="宋体" w:cs="仿宋_GB2312"/>
           <w:sz w:val="24"/>
           <w:szCs w:val="22"/>
           <w:lang w:val="en-US" w:eastAsia="zh-CN"/>
@@ -530,6 +528,30 @@
         </w:rPr>
         <w:t>场站的石化2.0平台接入需求。</w:t>
       </w:r>
+    </w:p>
+    <w:p>
+      <w:pPr>
+        <w:widowControl/>
+        <w:spacing w:line="360" w:lineRule="auto"/>
+        <w:ind w:firstLine="640"/>
+        <w:rPr>
+          <w:rFonts w:hint="default" w:ascii="宋体" w:hAnsi="宋体" w:eastAsia="宋体" w:cs="仿宋_GB2312"/>
+          <w:sz w:val="24"/>
+          <w:szCs w:val="22"/>
+          <w:lang w:val="en-US" w:eastAsia="zh-CN"/>
+        </w:rPr>
+      </w:pPr>
+      <w:r>
+        <w:rPr>
+          <w:rFonts w:hint="eastAsia" w:ascii="宋体" w:hAnsi="宋体" w:eastAsia="宋体" w:cs="仿宋_GB2312"/>
+          <w:sz w:val="24"/>
+          <w:szCs w:val="22"/>
+          <w:lang w:val="en-US" w:eastAsia="zh-CN"/>
+        </w:rPr>
+        <w:t>发布软件包中分为增量包和全量包，增量包适用于已经升级过2.0的部分试运行场站升级使用，无需重新配置步骤，全量包则用于石化1.8版本升级到2.0版本的充电桩程序，需按包内操作说明执行升级，并完成相应配置。</w:t>
+      </w:r>
+      <w:bookmarkStart w:id="0" w:name="_GoBack"/>
+      <w:bookmarkEnd w:id="0"/>
     </w:p>
     <w:p>
       <w:pPr>
